--- a/Notes.docx
+++ b/Notes.docx
@@ -332,6 +332,9 @@
         <w:tab/>
       </w:r>
       <w:r>
+        <w:rPr>
+          <w:noProof/>
+        </w:rPr>
         <w:drawing>
           <wp:inline distT="0" distB="0" distL="0" distR="0" wp14:anchorId="57D23688" wp14:editId="45D5A034">
             <wp:extent cx="4658665" cy="5859780"/>
@@ -539,6 +542,9 @@
         </w:tabs>
       </w:pPr>
       <w:r>
+        <w:rPr>
+          <w:noProof/>
+        </w:rPr>
         <w:drawing>
           <wp:inline distT="0" distB="0" distL="0" distR="0" wp14:anchorId="1444661E" wp14:editId="2BAF8111">
             <wp:extent cx="3939540" cy="1763105"/>
@@ -584,6 +590,9 @@
         <w:ind w:firstLine="720"/>
       </w:pPr>
       <w:r>
+        <w:rPr>
+          <w:noProof/>
+        </w:rPr>
         <w:drawing>
           <wp:anchor distT="0" distB="0" distL="114300" distR="114300" simplePos="0" relativeHeight="251658240" behindDoc="0" locked="0" layoutInCell="1" allowOverlap="1" wp14:anchorId="5FB1B226" wp14:editId="3F87D9B5">
             <wp:simplePos x="807720" y="5661660"/>
@@ -774,6 +783,7 @@
       </w:pPr>
       <w:r>
         <w:rPr>
+          <w:noProof/>
           <w:sz w:val="32"/>
           <w:szCs w:val="32"/>
         </w:rPr>
@@ -891,6 +901,7 @@
       </w:pPr>
       <w:r>
         <w:rPr>
+          <w:noProof/>
           <w:sz w:val="32"/>
           <w:szCs w:val="32"/>
         </w:rPr>
@@ -952,6 +963,7 @@
       </w:pPr>
       <w:r>
         <w:rPr>
+          <w:noProof/>
           <w:sz w:val="32"/>
           <w:szCs w:val="32"/>
         </w:rPr>
@@ -995,11 +1007,22 @@
     </w:p>
     <w:p>
       <w:pPr>
-        <w:rPr>
-          <w:sz w:val="32"/>
-          <w:szCs w:val="32"/>
-        </w:rPr>
-      </w:pPr>
+        <w:tabs>
+          <w:tab w:val="left" w:pos="2952"/>
+        </w:tabs>
+        <w:rPr>
+          <w:sz w:val="32"/>
+          <w:szCs w:val="32"/>
+        </w:rPr>
+      </w:pPr>
+      <w:r>
+        <w:rPr>
+          <w:sz w:val="32"/>
+          <w:szCs w:val="32"/>
+          <w:highlight w:val="yellow"/>
+        </w:rPr>
+        <w:t>Common Layout for grouped pages (admin)</w:t>
+      </w:r>
     </w:p>
     <w:p>
       <w:pPr>
@@ -1007,23 +1030,18 @@
           <w:tab w:val="left" w:pos="1524"/>
         </w:tabs>
         <w:rPr>
-          <w:sz w:val="32"/>
-          <w:szCs w:val="32"/>
-        </w:rPr>
-      </w:pPr>
-      <w:r>
-        <w:rPr>
+          <w:noProof/>
+          <w:sz w:val="32"/>
+          <w:szCs w:val="32"/>
+        </w:rPr>
+      </w:pPr>
+      <w:r>
+        <w:rPr>
+          <w:noProof/>
           <w:sz w:val="32"/>
           <w:szCs w:val="32"/>
         </w:rPr>
         <w:lastRenderedPageBreak/>
-        <w:tab/>
-      </w:r>
-      <w:r>
-        <w:rPr>
-          <w:sz w:val="32"/>
-          <w:szCs w:val="32"/>
-        </w:rPr>
         <w:drawing>
           <wp:inline distT="0" distB="0" distL="0" distR="0" wp14:anchorId="6BB7CE36" wp14:editId="0FEF89E7">
             <wp:extent cx="7159625" cy="4617085"/>
@@ -1049,6 +1067,467 @@
                     <a:xfrm>
                       <a:off x="0" y="0"/>
                       <a:ext cx="7159625" cy="4617085"/>
+                    </a:xfrm>
+                    <a:prstGeom prst="rect">
+                      <a:avLst/>
+                    </a:prstGeom>
+                  </pic:spPr>
+                </pic:pic>
+              </a:graphicData>
+            </a:graphic>
+          </wp:inline>
+        </w:drawing>
+      </w:r>
+    </w:p>
+    <w:p>
+      <w:pPr>
+        <w:rPr>
+          <w:sz w:val="32"/>
+          <w:szCs w:val="32"/>
+        </w:rPr>
+      </w:pPr>
+    </w:p>
+    <w:p>
+      <w:pPr>
+        <w:rPr>
+          <w:noProof/>
+          <w:sz w:val="32"/>
+          <w:szCs w:val="32"/>
+        </w:rPr>
+      </w:pPr>
+    </w:p>
+    <w:p>
+      <w:pPr>
+        <w:tabs>
+          <w:tab w:val="left" w:pos="2016"/>
+        </w:tabs>
+        <w:rPr>
+          <w:sz w:val="32"/>
+          <w:szCs w:val="32"/>
+        </w:rPr>
+      </w:pPr>
+      <w:r>
+        <w:rPr>
+          <w:sz w:val="32"/>
+          <w:szCs w:val="32"/>
+          <w:highlight w:val="yellow"/>
+        </w:rPr>
+        <w:t>Add Car Form</w:t>
+      </w:r>
+    </w:p>
+    <w:p>
+      <w:pPr>
+        <w:tabs>
+          <w:tab w:val="left" w:pos="2016"/>
+        </w:tabs>
+        <w:rPr>
+          <w:sz w:val="32"/>
+          <w:szCs w:val="32"/>
+        </w:rPr>
+      </w:pPr>
+      <w:r>
+        <w:rPr>
+          <w:sz w:val="32"/>
+          <w:szCs w:val="32"/>
+        </w:rPr>
+        <w:lastRenderedPageBreak/>
+        <w:drawing>
+          <wp:inline distT="0" distB="0" distL="0" distR="0" wp14:anchorId="7692676C" wp14:editId="7B84E3EE">
+            <wp:extent cx="7159625" cy="4271645"/>
+            <wp:effectExtent l="0" t="0" r="3175" b="0"/>
+            <wp:docPr id="2140389572" name="Picture 1"/>
+            <wp:cNvGraphicFramePr>
+              <a:graphicFrameLocks xmlns:a="http://schemas.openxmlformats.org/drawingml/2006/main" noChangeAspect="1"/>
+            </wp:cNvGraphicFramePr>
+            <a:graphic xmlns:a="http://schemas.openxmlformats.org/drawingml/2006/main">
+              <a:graphicData uri="http://schemas.openxmlformats.org/drawingml/2006/picture">
+                <pic:pic xmlns:pic="http://schemas.openxmlformats.org/drawingml/2006/picture">
+                  <pic:nvPicPr>
+                    <pic:cNvPr id="2140389572" name=""/>
+                    <pic:cNvPicPr/>
+                  </pic:nvPicPr>
+                  <pic:blipFill>
+                    <a:blip r:embed="rId21"/>
+                    <a:stretch>
+                      <a:fillRect/>
+                    </a:stretch>
+                  </pic:blipFill>
+                  <pic:spPr>
+                    <a:xfrm>
+                      <a:off x="0" y="0"/>
+                      <a:ext cx="7159625" cy="4271645"/>
+                    </a:xfrm>
+                    <a:prstGeom prst="rect">
+                      <a:avLst/>
+                    </a:prstGeom>
+                  </pic:spPr>
+                </pic:pic>
+              </a:graphicData>
+            </a:graphic>
+          </wp:inline>
+        </w:drawing>
+      </w:r>
+    </w:p>
+    <w:p>
+      <w:pPr>
+        <w:rPr>
+          <w:sz w:val="32"/>
+          <w:szCs w:val="32"/>
+        </w:rPr>
+      </w:pPr>
+    </w:p>
+    <w:p>
+      <w:pPr>
+        <w:rPr>
+          <w:sz w:val="32"/>
+          <w:szCs w:val="32"/>
+        </w:rPr>
+      </w:pPr>
+    </w:p>
+    <w:p>
+      <w:pPr>
+        <w:rPr>
+          <w:sz w:val="32"/>
+          <w:szCs w:val="32"/>
+        </w:rPr>
+      </w:pPr>
+    </w:p>
+    <w:p>
+      <w:pPr>
+        <w:tabs>
+          <w:tab w:val="left" w:pos="4356"/>
+        </w:tabs>
+        <w:rPr>
+          <w:sz w:val="32"/>
+          <w:szCs w:val="32"/>
+        </w:rPr>
+      </w:pPr>
+      <w:r>
+        <w:rPr>
+          <w:sz w:val="32"/>
+          <w:szCs w:val="32"/>
+        </w:rPr>
+        <w:lastRenderedPageBreak/>
+        <w:drawing>
+          <wp:inline distT="0" distB="0" distL="0" distR="0" wp14:anchorId="57BB5958" wp14:editId="030ED01F">
+            <wp:extent cx="7159625" cy="4883150"/>
+            <wp:effectExtent l="0" t="0" r="3175" b="0"/>
+            <wp:docPr id="1558257069" name="Picture 1"/>
+            <wp:cNvGraphicFramePr>
+              <a:graphicFrameLocks xmlns:a="http://schemas.openxmlformats.org/drawingml/2006/main" noChangeAspect="1"/>
+            </wp:cNvGraphicFramePr>
+            <a:graphic xmlns:a="http://schemas.openxmlformats.org/drawingml/2006/main">
+              <a:graphicData uri="http://schemas.openxmlformats.org/drawingml/2006/picture">
+                <pic:pic xmlns:pic="http://schemas.openxmlformats.org/drawingml/2006/picture">
+                  <pic:nvPicPr>
+                    <pic:cNvPr id="1558257069" name=""/>
+                    <pic:cNvPicPr/>
+                  </pic:nvPicPr>
+                  <pic:blipFill>
+                    <a:blip r:embed="rId22"/>
+                    <a:stretch>
+                      <a:fillRect/>
+                    </a:stretch>
+                  </pic:blipFill>
+                  <pic:spPr>
+                    <a:xfrm>
+                      <a:off x="0" y="0"/>
+                      <a:ext cx="7159625" cy="4883150"/>
+                    </a:xfrm>
+                    <a:prstGeom prst="rect">
+                      <a:avLst/>
+                    </a:prstGeom>
+                  </pic:spPr>
+                </pic:pic>
+              </a:graphicData>
+            </a:graphic>
+          </wp:inline>
+        </w:drawing>
+      </w:r>
+    </w:p>
+    <w:p>
+      <w:pPr>
+        <w:rPr>
+          <w:sz w:val="32"/>
+          <w:szCs w:val="32"/>
+        </w:rPr>
+      </w:pPr>
+    </w:p>
+    <w:p>
+      <w:pPr>
+        <w:rPr>
+          <w:sz w:val="32"/>
+          <w:szCs w:val="32"/>
+        </w:rPr>
+      </w:pPr>
+      <w:r>
+        <w:rPr>
+          <w:sz w:val="32"/>
+          <w:szCs w:val="32"/>
+          <w:highlight w:val="yellow"/>
+        </w:rPr>
+        <w:t>Custom hook</w:t>
+      </w:r>
+    </w:p>
+    <w:p>
+      <w:pPr>
+        <w:rPr>
+          <w:sz w:val="32"/>
+          <w:szCs w:val="32"/>
+        </w:rPr>
+      </w:pPr>
+      <w:r>
+        <w:rPr>
+          <w:sz w:val="32"/>
+          <w:szCs w:val="32"/>
+        </w:rPr>
+        <w:t>1)custom use fetch hook-</w:t>
+      </w:r>
+      <w:r>
+        <w:rPr>
+          <w:sz w:val="32"/>
+          <w:szCs w:val="32"/>
+        </w:rPr>
+        <w:t>This custom hook, useFetch, is designed to handle asynchronous data fetching in React components. It manages the loading state, error handling, and the fetched data itself. The hook takes a callback function (cb) as an argument, which is expected to be an asynchronous function that performs the actual data fetching. The hook returns an object containing the fetched data, loading state, error state, a function to trigger the fetch (fn), and a setter for the data (setData). It also uses the "sonner" library to display error messages as toast notifications when a fetch operation fails.</w:t>
+      </w:r>
+    </w:p>
+    <w:p>
+      <w:pPr>
+        <w:rPr>
+          <w:sz w:val="32"/>
+          <w:szCs w:val="32"/>
+        </w:rPr>
+      </w:pPr>
+    </w:p>
+    <w:p>
+      <w:pPr>
+        <w:rPr>
+          <w:sz w:val="32"/>
+          <w:szCs w:val="32"/>
+        </w:rPr>
+      </w:pPr>
+      <w:r>
+        <w:rPr>
+          <w:sz w:val="32"/>
+          <w:szCs w:val="32"/>
+        </w:rPr>
+        <w:lastRenderedPageBreak/>
+        <w:drawing>
+          <wp:inline distT="0" distB="0" distL="0" distR="0" wp14:anchorId="7C111443" wp14:editId="364353A4">
+            <wp:extent cx="4639322" cy="5792008"/>
+            <wp:effectExtent l="0" t="0" r="8890" b="0"/>
+            <wp:docPr id="520671825" name="Picture 1"/>
+            <wp:cNvGraphicFramePr>
+              <a:graphicFrameLocks xmlns:a="http://schemas.openxmlformats.org/drawingml/2006/main" noChangeAspect="1"/>
+            </wp:cNvGraphicFramePr>
+            <a:graphic xmlns:a="http://schemas.openxmlformats.org/drawingml/2006/main">
+              <a:graphicData uri="http://schemas.openxmlformats.org/drawingml/2006/picture">
+                <pic:pic xmlns:pic="http://schemas.openxmlformats.org/drawingml/2006/picture">
+                  <pic:nvPicPr>
+                    <pic:cNvPr id="520671825" name=""/>
+                    <pic:cNvPicPr/>
+                  </pic:nvPicPr>
+                  <pic:blipFill>
+                    <a:blip r:embed="rId23"/>
+                    <a:stretch>
+                      <a:fillRect/>
+                    </a:stretch>
+                  </pic:blipFill>
+                  <pic:spPr>
+                    <a:xfrm>
+                      <a:off x="0" y="0"/>
+                      <a:ext cx="4639322" cy="5792008"/>
+                    </a:xfrm>
+                    <a:prstGeom prst="rect">
+                      <a:avLst/>
+                    </a:prstGeom>
+                  </pic:spPr>
+                </pic:pic>
+              </a:graphicData>
+            </a:graphic>
+          </wp:inline>
+        </w:drawing>
+      </w:r>
+    </w:p>
+    <w:p>
+      <w:pPr>
+        <w:rPr>
+          <w:sz w:val="32"/>
+          <w:szCs w:val="32"/>
+        </w:rPr>
+      </w:pPr>
+    </w:p>
+    <w:p>
+      <w:pPr>
+        <w:tabs>
+          <w:tab w:val="left" w:pos="1380"/>
+        </w:tabs>
+        <w:rPr>
+          <w:sz w:val="32"/>
+          <w:szCs w:val="32"/>
+        </w:rPr>
+      </w:pPr>
+      <w:r>
+        <w:rPr>
+          <w:sz w:val="32"/>
+          <w:szCs w:val="32"/>
+        </w:rPr>
+        <w:t>2)calling custom hook-</w:t>
+      </w:r>
+      <w:r>
+        <w:rPr>
+          <w:sz w:val="32"/>
+          <w:szCs w:val="32"/>
+        </w:rPr>
+        <w:t xml:space="preserve">This sets up a custom hook for adding a car, where addCar </w:t>
+      </w:r>
+      <w:r>
+        <w:rPr>
+          <w:sz w:val="32"/>
+          <w:szCs w:val="32"/>
+        </w:rPr>
+        <w:t>(in actions/car.js)</w:t>
+      </w:r>
+      <w:r>
+        <w:rPr>
+          <w:sz w:val="32"/>
+          <w:szCs w:val="32"/>
+        </w:rPr>
+        <w:t xml:space="preserve">is the function that performs the API call to add a new car to the </w:t>
+      </w:r>
+      <w:r>
+        <w:rPr>
+          <w:sz w:val="32"/>
+          <w:szCs w:val="32"/>
+        </w:rPr>
+        <w:t>database</w:t>
+      </w:r>
+      <w:r>
+        <w:rPr>
+          <w:sz w:val="32"/>
+          <w:szCs w:val="32"/>
+        </w:rPr>
+        <w:t>. The hook provides loading state, a function to trigger the add car action (addCarFn), and the result of the add car operation (addCarResult).</w:t>
+      </w:r>
+    </w:p>
+    <w:p>
+      <w:pPr>
+        <w:tabs>
+          <w:tab w:val="left" w:pos="1380"/>
+        </w:tabs>
+        <w:rPr>
+          <w:sz w:val="32"/>
+          <w:szCs w:val="32"/>
+        </w:rPr>
+      </w:pPr>
+      <w:r>
+        <w:rPr>
+          <w:sz w:val="32"/>
+          <w:szCs w:val="32"/>
+        </w:rPr>
+        <w:br/>
+      </w:r>
+      <w:r>
+        <w:rPr>
+          <w:sz w:val="32"/>
+          <w:szCs w:val="32"/>
+        </w:rPr>
+        <w:drawing>
+          <wp:inline distT="0" distB="0" distL="0" distR="0" wp14:anchorId="41D038E2" wp14:editId="6C231389">
+            <wp:extent cx="3219899" cy="1524213"/>
+            <wp:effectExtent l="0" t="0" r="0" b="0"/>
+            <wp:docPr id="880940066" name="Picture 1"/>
+            <wp:cNvGraphicFramePr>
+              <a:graphicFrameLocks xmlns:a="http://schemas.openxmlformats.org/drawingml/2006/main" noChangeAspect="1"/>
+            </wp:cNvGraphicFramePr>
+            <a:graphic xmlns:a="http://schemas.openxmlformats.org/drawingml/2006/main">
+              <a:graphicData uri="http://schemas.openxmlformats.org/drawingml/2006/picture">
+                <pic:pic xmlns:pic="http://schemas.openxmlformats.org/drawingml/2006/picture">
+                  <pic:nvPicPr>
+                    <pic:cNvPr id="880940066" name=""/>
+                    <pic:cNvPicPr/>
+                  </pic:nvPicPr>
+                  <pic:blipFill>
+                    <a:blip r:embed="rId24"/>
+                    <a:stretch>
+                      <a:fillRect/>
+                    </a:stretch>
+                  </pic:blipFill>
+                  <pic:spPr>
+                    <a:xfrm>
+                      <a:off x="0" y="0"/>
+                      <a:ext cx="3219899" cy="1524213"/>
+                    </a:xfrm>
+                    <a:prstGeom prst="rect">
+                      <a:avLst/>
+                    </a:prstGeom>
+                  </pic:spPr>
+                </pic:pic>
+              </a:graphicData>
+            </a:graphic>
+          </wp:inline>
+        </w:drawing>
+      </w:r>
+    </w:p>
+    <w:p>
+      <w:pPr>
+        <w:tabs>
+          <w:tab w:val="left" w:pos="1380"/>
+        </w:tabs>
+        <w:rPr>
+          <w:sz w:val="32"/>
+          <w:szCs w:val="32"/>
+        </w:rPr>
+      </w:pPr>
+      <w:r>
+        <w:rPr>
+          <w:sz w:val="32"/>
+          <w:szCs w:val="32"/>
+        </w:rPr>
+        <w:lastRenderedPageBreak/>
+        <w:t>3)in onsubmit form we call addCarFn</w:t>
+      </w:r>
+    </w:p>
+    <w:p>
+      <w:pPr>
+        <w:tabs>
+          <w:tab w:val="left" w:pos="1380"/>
+        </w:tabs>
+        <w:rPr>
+          <w:sz w:val="32"/>
+          <w:szCs w:val="32"/>
+        </w:rPr>
+      </w:pPr>
+      <w:r>
+        <w:rPr>
+          <w:sz w:val="32"/>
+          <w:szCs w:val="32"/>
+        </w:rPr>
+        <w:drawing>
+          <wp:inline distT="0" distB="0" distL="0" distR="0" wp14:anchorId="0AD37C54" wp14:editId="6E556B1E">
+            <wp:extent cx="5334744" cy="5106113"/>
+            <wp:effectExtent l="0" t="0" r="0" b="0"/>
+            <wp:docPr id="798079183" name="Picture 1"/>
+            <wp:cNvGraphicFramePr>
+              <a:graphicFrameLocks xmlns:a="http://schemas.openxmlformats.org/drawingml/2006/main" noChangeAspect="1"/>
+            </wp:cNvGraphicFramePr>
+            <a:graphic xmlns:a="http://schemas.openxmlformats.org/drawingml/2006/main">
+              <a:graphicData uri="http://schemas.openxmlformats.org/drawingml/2006/picture">
+                <pic:pic xmlns:pic="http://schemas.openxmlformats.org/drawingml/2006/picture">
+                  <pic:nvPicPr>
+                    <pic:cNvPr id="798079183" name=""/>
+                    <pic:cNvPicPr/>
+                  </pic:nvPicPr>
+                  <pic:blipFill>
+                    <a:blip r:embed="rId25"/>
+                    <a:stretch>
+                      <a:fillRect/>
+                    </a:stretch>
+                  </pic:blipFill>
+                  <pic:spPr>
+                    <a:xfrm>
+                      <a:off x="0" y="0"/>
+                      <a:ext cx="5334744" cy="5106113"/>
                     </a:xfrm>
                     <a:prstGeom prst="rect">
                       <a:avLst/>

--- a/Notes.docx
+++ b/Notes.docx
@@ -461,7 +461,17 @@
         <w:t>Prisma schema file</w:t>
       </w:r>
       <w:r>
-        <w:t xml:space="preserve"> (schema.prisma). This schema is kind of like how you'd define your MongoDB models with Mongoose. </w:t>
+        <w:t xml:space="preserve"> (</w:t>
+      </w:r>
+      <w:proofErr w:type="spellStart"/>
+      <w:proofErr w:type="gramStart"/>
+      <w:r>
+        <w:t>schema.prisma</w:t>
+      </w:r>
+      <w:proofErr w:type="spellEnd"/>
+      <w:proofErr w:type="gramEnd"/>
+      <w:r>
+        <w:t xml:space="preserve">). This schema is kind of like how you'd define your MongoDB models with Mongoose. </w:t>
       </w:r>
     </w:p>
     <w:p>
@@ -477,7 +487,15 @@
         </w:tabs>
       </w:pPr>
       <w:r>
-        <w:t xml:space="preserve">For example, in a MongoDB schema with Mongoose, you'd define a model like User with fields like name, email, etc. Similarly, with Prisma, you define a User model but for a SQL database. </w:t>
+        <w:t xml:space="preserve">For example, in a MongoDB schema with Mongoose, you'd define a model like User with fields like name, email, etc. Similarly, with Prisma, you define a </w:t>
+      </w:r>
+      <w:proofErr w:type="gramStart"/>
+      <w:r>
+        <w:t>User</w:t>
+      </w:r>
+      <w:proofErr w:type="gramEnd"/>
+      <w:r>
+        <w:t xml:space="preserve"> model but for a SQL database. </w:t>
       </w:r>
     </w:p>
     <w:p>
@@ -875,8 +893,18 @@
           <w:szCs w:val="32"/>
           <w:highlight w:val="yellow"/>
         </w:rPr>
-        <w:t>Assign foreign key in prisma</w:t>
-      </w:r>
+        <w:t xml:space="preserve">Assign foreign key in </w:t>
+      </w:r>
+      <w:proofErr w:type="spellStart"/>
+      <w:r>
+        <w:rPr>
+          <w:sz w:val="32"/>
+          <w:szCs w:val="32"/>
+          <w:highlight w:val="yellow"/>
+        </w:rPr>
+        <w:t>prisma</w:t>
+      </w:r>
+      <w:proofErr w:type="spellEnd"/>
     </w:p>
     <w:p>
       <w:pPr>
@@ -1127,6 +1155,7 @@
       </w:pPr>
       <w:r>
         <w:rPr>
+          <w:noProof/>
           <w:sz w:val="32"/>
           <w:szCs w:val="32"/>
         </w:rPr>
@@ -1204,6 +1233,7 @@
       </w:pPr>
       <w:r>
         <w:rPr>
+          <w:noProof/>
           <w:sz w:val="32"/>
           <w:szCs w:val="32"/>
         </w:rPr>
@@ -1288,26 +1318,107 @@
           <w:sz w:val="32"/>
           <w:szCs w:val="32"/>
         </w:rPr>
-        <w:t>This custom hook, useFetch, is designed to handle asynchronous data fetching in React components. It manages the loading state, error handling, and the fetched data itself. The hook takes a callback function (cb) as an argument, which is expected to be an asynchronous function that performs the actual data fetching. The hook returns an object containing the fetched data, loading state, error state, a function to trigger the fetch (fn), and a setter for the data (setData). It also uses the "sonner" library to display error messages as toast notifications when a fetch operation fails.</w:t>
-      </w:r>
-    </w:p>
-    <w:p>
-      <w:pPr>
-        <w:rPr>
-          <w:sz w:val="32"/>
-          <w:szCs w:val="32"/>
-        </w:rPr>
-      </w:pPr>
-    </w:p>
-    <w:p>
-      <w:pPr>
-        <w:rPr>
-          <w:sz w:val="32"/>
-          <w:szCs w:val="32"/>
-        </w:rPr>
-      </w:pPr>
-      <w:r>
-        <w:rPr>
+        <w:t xml:space="preserve">This custom hook, </w:t>
+      </w:r>
+      <w:proofErr w:type="spellStart"/>
+      <w:r>
+        <w:rPr>
+          <w:sz w:val="32"/>
+          <w:szCs w:val="32"/>
+        </w:rPr>
+        <w:t>useFetch</w:t>
+      </w:r>
+      <w:proofErr w:type="spellEnd"/>
+      <w:r>
+        <w:rPr>
+          <w:sz w:val="32"/>
+          <w:szCs w:val="32"/>
+        </w:rPr>
+        <w:t>, is designed to handle asynchronous data fetching in React components. It manages the loading state, error handling, and the fetched data itself. The hook takes a callback function (</w:t>
+      </w:r>
+      <w:proofErr w:type="spellStart"/>
+      <w:r>
+        <w:rPr>
+          <w:sz w:val="32"/>
+          <w:szCs w:val="32"/>
+        </w:rPr>
+        <w:t>cb</w:t>
+      </w:r>
+      <w:proofErr w:type="spellEnd"/>
+      <w:r>
+        <w:rPr>
+          <w:sz w:val="32"/>
+          <w:szCs w:val="32"/>
+        </w:rPr>
+        <w:t>) as an argument, which is expected to be an asynchronous function that performs the actual data fetching. The hook returns an object containing the fetched data, loading state, error state, a function to trigger the fetch (</w:t>
+      </w:r>
+      <w:proofErr w:type="spellStart"/>
+      <w:r>
+        <w:rPr>
+          <w:sz w:val="32"/>
+          <w:szCs w:val="32"/>
+        </w:rPr>
+        <w:t>fn</w:t>
+      </w:r>
+      <w:proofErr w:type="spellEnd"/>
+      <w:r>
+        <w:rPr>
+          <w:sz w:val="32"/>
+          <w:szCs w:val="32"/>
+        </w:rPr>
+        <w:t>), and a setter for the data (</w:t>
+      </w:r>
+      <w:proofErr w:type="spellStart"/>
+      <w:r>
+        <w:rPr>
+          <w:sz w:val="32"/>
+          <w:szCs w:val="32"/>
+        </w:rPr>
+        <w:t>setData</w:t>
+      </w:r>
+      <w:proofErr w:type="spellEnd"/>
+      <w:r>
+        <w:rPr>
+          <w:sz w:val="32"/>
+          <w:szCs w:val="32"/>
+        </w:rPr>
+        <w:t>). It also uses the "</w:t>
+      </w:r>
+      <w:proofErr w:type="spellStart"/>
+      <w:r>
+        <w:rPr>
+          <w:sz w:val="32"/>
+          <w:szCs w:val="32"/>
+        </w:rPr>
+        <w:t>sonner</w:t>
+      </w:r>
+      <w:proofErr w:type="spellEnd"/>
+      <w:r>
+        <w:rPr>
+          <w:sz w:val="32"/>
+          <w:szCs w:val="32"/>
+        </w:rPr>
+        <w:t>" library to display error messages as toast notifications when a fetch operation fails.</w:t>
+      </w:r>
+    </w:p>
+    <w:p>
+      <w:pPr>
+        <w:rPr>
+          <w:sz w:val="32"/>
+          <w:szCs w:val="32"/>
+        </w:rPr>
+      </w:pPr>
+    </w:p>
+    <w:p>
+      <w:pPr>
+        <w:rPr>
+          <w:sz w:val="32"/>
+          <w:szCs w:val="32"/>
+        </w:rPr>
+      </w:pPr>
+      <w:r>
+        <w:rPr>
+          <w:noProof/>
           <w:sz w:val="32"/>
           <w:szCs w:val="32"/>
         </w:rPr>
@@ -1379,21 +1490,53 @@
           <w:sz w:val="32"/>
           <w:szCs w:val="32"/>
         </w:rPr>
-        <w:t xml:space="preserve">This sets up a custom hook for adding a car, where addCar </w:t>
-      </w:r>
-      <w:r>
-        <w:rPr>
-          <w:sz w:val="32"/>
-          <w:szCs w:val="32"/>
-        </w:rPr>
-        <w:t>(in actions/car.js)</w:t>
-      </w:r>
-      <w:r>
-        <w:rPr>
-          <w:sz w:val="32"/>
-          <w:szCs w:val="32"/>
-        </w:rPr>
-        <w:t xml:space="preserve">is the function that performs the API call to add a new car to the </w:t>
+        <w:t xml:space="preserve">This sets up a custom hook for adding a car, where </w:t>
+      </w:r>
+      <w:proofErr w:type="spellStart"/>
+      <w:r>
+        <w:rPr>
+          <w:sz w:val="32"/>
+          <w:szCs w:val="32"/>
+        </w:rPr>
+        <w:t>addCar</w:t>
+      </w:r>
+      <w:proofErr w:type="spellEnd"/>
+      <w:r>
+        <w:rPr>
+          <w:sz w:val="32"/>
+          <w:szCs w:val="32"/>
+        </w:rPr>
+        <w:t xml:space="preserve"> </w:t>
+      </w:r>
+      <w:r>
+        <w:rPr>
+          <w:sz w:val="32"/>
+          <w:szCs w:val="32"/>
+        </w:rPr>
+        <w:t xml:space="preserve">(in </w:t>
+      </w:r>
+      <w:proofErr w:type="gramStart"/>
+      <w:r>
+        <w:rPr>
+          <w:sz w:val="32"/>
+          <w:szCs w:val="32"/>
+        </w:rPr>
+        <w:t>actions/car.js)</w:t>
+      </w:r>
+      <w:r>
+        <w:rPr>
+          <w:sz w:val="32"/>
+          <w:szCs w:val="32"/>
+        </w:rPr>
+        <w:t>is</w:t>
+      </w:r>
+      <w:proofErr w:type="gramEnd"/>
+      <w:r>
+        <w:rPr>
+          <w:sz w:val="32"/>
+          <w:szCs w:val="32"/>
+        </w:rPr>
+        <w:t xml:space="preserve"> the function that performs the API call to add a new car to the </w:t>
       </w:r>
       <w:r>
         <w:rPr>
@@ -1407,7 +1550,39 @@
           <w:sz w:val="32"/>
           <w:szCs w:val="32"/>
         </w:rPr>
-        <w:t>. The hook provides loading state, a function to trigger the add car action (addCarFn), and the result of the add car operation (addCarResult).</w:t>
+        <w:t>. The hook provides loading state, a function to trigger the add car action (</w:t>
+      </w:r>
+      <w:proofErr w:type="spellStart"/>
+      <w:r>
+        <w:rPr>
+          <w:sz w:val="32"/>
+          <w:szCs w:val="32"/>
+        </w:rPr>
+        <w:t>addCarFn</w:t>
+      </w:r>
+      <w:proofErr w:type="spellEnd"/>
+      <w:r>
+        <w:rPr>
+          <w:sz w:val="32"/>
+          <w:szCs w:val="32"/>
+        </w:rPr>
+        <w:t>), and the result of the add car operation (</w:t>
+      </w:r>
+      <w:proofErr w:type="spellStart"/>
+      <w:r>
+        <w:rPr>
+          <w:sz w:val="32"/>
+          <w:szCs w:val="32"/>
+        </w:rPr>
+        <w:t>addCarResult</w:t>
+      </w:r>
+      <w:proofErr w:type="spellEnd"/>
+      <w:r>
+        <w:rPr>
+          <w:sz w:val="32"/>
+          <w:szCs w:val="32"/>
+        </w:rPr>
+        <w:t>).</w:t>
       </w:r>
     </w:p>
     <w:p>
@@ -1429,6 +1604,7 @@
       </w:r>
       <w:r>
         <w:rPr>
+          <w:noProof/>
           <w:sz w:val="32"/>
           <w:szCs w:val="32"/>
         </w:rPr>
@@ -1485,8 +1661,33 @@
           <w:szCs w:val="32"/>
         </w:rPr>
         <w:lastRenderedPageBreak/>
-        <w:t>3)in onsubmit form we call addCarFn</w:t>
-      </w:r>
+        <w:t xml:space="preserve">3)in </w:t>
+      </w:r>
+      <w:proofErr w:type="spellStart"/>
+      <w:r>
+        <w:rPr>
+          <w:sz w:val="32"/>
+          <w:szCs w:val="32"/>
+        </w:rPr>
+        <w:t>onsubmit</w:t>
+      </w:r>
+      <w:proofErr w:type="spellEnd"/>
+      <w:r>
+        <w:rPr>
+          <w:sz w:val="32"/>
+          <w:szCs w:val="32"/>
+        </w:rPr>
+        <w:t xml:space="preserve"> form we call </w:t>
+      </w:r>
+      <w:proofErr w:type="spellStart"/>
+      <w:r>
+        <w:rPr>
+          <w:sz w:val="32"/>
+          <w:szCs w:val="32"/>
+        </w:rPr>
+        <w:t>addCarFn</w:t>
+      </w:r>
+      <w:proofErr w:type="spellEnd"/>
     </w:p>
     <w:p>
       <w:pPr>
@@ -1500,6 +1701,7 @@
       </w:pPr>
       <w:r>
         <w:rPr>
+          <w:noProof/>
           <w:sz w:val="32"/>
           <w:szCs w:val="32"/>
         </w:rPr>
@@ -1539,6 +1741,359 @@
           </wp:inline>
         </w:drawing>
       </w:r>
+    </w:p>
+    <w:p>
+      <w:pPr>
+        <w:rPr>
+          <w:sz w:val="32"/>
+          <w:szCs w:val="32"/>
+        </w:rPr>
+      </w:pPr>
+    </w:p>
+    <w:p>
+      <w:pPr>
+        <w:tabs>
+          <w:tab w:val="left" w:pos="1056"/>
+        </w:tabs>
+        <w:rPr>
+          <w:sz w:val="32"/>
+          <w:szCs w:val="32"/>
+        </w:rPr>
+      </w:pPr>
+      <w:r>
+        <w:rPr>
+          <w:noProof/>
+          <w:sz w:val="32"/>
+          <w:szCs w:val="32"/>
+        </w:rPr>
+        <w:lastRenderedPageBreak/>
+        <w:drawing>
+          <wp:inline distT="0" distB="0" distL="0" distR="0" wp14:anchorId="067D2708" wp14:editId="2F69F62E">
+            <wp:extent cx="7159625" cy="6654800"/>
+            <wp:effectExtent l="0" t="0" r="3175" b="0"/>
+            <wp:docPr id="621108717" name="Picture 1"/>
+            <wp:cNvGraphicFramePr>
+              <a:graphicFrameLocks xmlns:a="http://schemas.openxmlformats.org/drawingml/2006/main" noChangeAspect="1"/>
+            </wp:cNvGraphicFramePr>
+            <a:graphic xmlns:a="http://schemas.openxmlformats.org/drawingml/2006/main">
+              <a:graphicData uri="http://schemas.openxmlformats.org/drawingml/2006/picture">
+                <pic:pic xmlns:pic="http://schemas.openxmlformats.org/drawingml/2006/picture">
+                  <pic:nvPicPr>
+                    <pic:cNvPr id="621108717" name=""/>
+                    <pic:cNvPicPr/>
+                  </pic:nvPicPr>
+                  <pic:blipFill>
+                    <a:blip r:embed="rId26"/>
+                    <a:stretch>
+                      <a:fillRect/>
+                    </a:stretch>
+                  </pic:blipFill>
+                  <pic:spPr>
+                    <a:xfrm>
+                      <a:off x="0" y="0"/>
+                      <a:ext cx="7159625" cy="6654800"/>
+                    </a:xfrm>
+                    <a:prstGeom prst="rect">
+                      <a:avLst/>
+                    </a:prstGeom>
+                  </pic:spPr>
+                </pic:pic>
+              </a:graphicData>
+            </a:graphic>
+          </wp:inline>
+        </w:drawing>
+      </w:r>
+    </w:p>
+    <w:p>
+      <w:pPr>
+        <w:rPr>
+          <w:sz w:val="32"/>
+          <w:szCs w:val="32"/>
+        </w:rPr>
+      </w:pPr>
+    </w:p>
+    <w:p>
+      <w:pPr>
+        <w:tabs>
+          <w:tab w:val="left" w:pos="2016"/>
+        </w:tabs>
+        <w:rPr>
+          <w:sz w:val="32"/>
+          <w:szCs w:val="32"/>
+        </w:rPr>
+      </w:pPr>
+      <w:r>
+        <w:rPr>
+          <w:sz w:val="32"/>
+          <w:szCs w:val="32"/>
+        </w:rPr>
+        <w:lastRenderedPageBreak/>
+        <w:t>Revalidation in backend</w:t>
+      </w:r>
+      <w:r>
+        <w:rPr>
+          <w:sz w:val="32"/>
+          <w:szCs w:val="32"/>
+        </w:rPr>
+        <w:br/>
+      </w:r>
+      <w:r>
+        <w:rPr>
+          <w:noProof/>
+          <w:sz w:val="32"/>
+          <w:szCs w:val="32"/>
+        </w:rPr>
+        <w:drawing>
+          <wp:inline distT="0" distB="0" distL="0" distR="0" wp14:anchorId="496FDD53" wp14:editId="6B7B7958">
+            <wp:extent cx="7159625" cy="5676900"/>
+            <wp:effectExtent l="0" t="0" r="3175" b="0"/>
+            <wp:docPr id="75463311" name="Picture 1"/>
+            <wp:cNvGraphicFramePr>
+              <a:graphicFrameLocks xmlns:a="http://schemas.openxmlformats.org/drawingml/2006/main" noChangeAspect="1"/>
+            </wp:cNvGraphicFramePr>
+            <a:graphic xmlns:a="http://schemas.openxmlformats.org/drawingml/2006/main">
+              <a:graphicData uri="http://schemas.openxmlformats.org/drawingml/2006/picture">
+                <pic:pic xmlns:pic="http://schemas.openxmlformats.org/drawingml/2006/picture">
+                  <pic:nvPicPr>
+                    <pic:cNvPr id="75463311" name=""/>
+                    <pic:cNvPicPr/>
+                  </pic:nvPicPr>
+                  <pic:blipFill>
+                    <a:blip r:embed="rId27"/>
+                    <a:stretch>
+                      <a:fillRect/>
+                    </a:stretch>
+                  </pic:blipFill>
+                  <pic:spPr>
+                    <a:xfrm>
+                      <a:off x="0" y="0"/>
+                      <a:ext cx="7159625" cy="5676900"/>
+                    </a:xfrm>
+                    <a:prstGeom prst="rect">
+                      <a:avLst/>
+                    </a:prstGeom>
+                  </pic:spPr>
+                </pic:pic>
+              </a:graphicData>
+            </a:graphic>
+          </wp:inline>
+        </w:drawing>
+      </w:r>
+    </w:p>
+    <w:p>
+      <w:pPr>
+        <w:rPr>
+          <w:sz w:val="32"/>
+          <w:szCs w:val="32"/>
+        </w:rPr>
+      </w:pPr>
+    </w:p>
+    <w:p>
+      <w:pPr>
+        <w:tabs>
+          <w:tab w:val="left" w:pos="984"/>
+        </w:tabs>
+        <w:rPr>
+          <w:sz w:val="32"/>
+          <w:szCs w:val="32"/>
+        </w:rPr>
+      </w:pPr>
+      <w:r>
+        <w:rPr>
+          <w:sz w:val="32"/>
+          <w:szCs w:val="32"/>
+        </w:rPr>
+        <w:lastRenderedPageBreak/>
+        <w:tab/>
+      </w:r>
+      <w:r>
+        <w:rPr>
+          <w:noProof/>
+          <w:sz w:val="32"/>
+          <w:szCs w:val="32"/>
+        </w:rPr>
+        <w:drawing>
+          <wp:inline distT="0" distB="0" distL="0" distR="0" wp14:anchorId="47FB4102" wp14:editId="56066384">
+            <wp:extent cx="7159625" cy="7813675"/>
+            <wp:effectExtent l="0" t="0" r="3175" b="0"/>
+            <wp:docPr id="1558384535" name="Picture 1"/>
+            <wp:cNvGraphicFramePr>
+              <a:graphicFrameLocks xmlns:a="http://schemas.openxmlformats.org/drawingml/2006/main" noChangeAspect="1"/>
+            </wp:cNvGraphicFramePr>
+            <a:graphic xmlns:a="http://schemas.openxmlformats.org/drawingml/2006/main">
+              <a:graphicData uri="http://schemas.openxmlformats.org/drawingml/2006/picture">
+                <pic:pic xmlns:pic="http://schemas.openxmlformats.org/drawingml/2006/picture">
+                  <pic:nvPicPr>
+                    <pic:cNvPr id="1558384535" name=""/>
+                    <pic:cNvPicPr/>
+                  </pic:nvPicPr>
+                  <pic:blipFill>
+                    <a:blip r:embed="rId28"/>
+                    <a:stretch>
+                      <a:fillRect/>
+                    </a:stretch>
+                  </pic:blipFill>
+                  <pic:spPr>
+                    <a:xfrm>
+                      <a:off x="0" y="0"/>
+                      <a:ext cx="7159625" cy="7813675"/>
+                    </a:xfrm>
+                    <a:prstGeom prst="rect">
+                      <a:avLst/>
+                    </a:prstGeom>
+                  </pic:spPr>
+                </pic:pic>
+              </a:graphicData>
+            </a:graphic>
+          </wp:inline>
+        </w:drawing>
+      </w:r>
+    </w:p>
+    <w:p>
+      <w:pPr>
+        <w:rPr>
+          <w:sz w:val="32"/>
+          <w:szCs w:val="32"/>
+        </w:rPr>
+      </w:pPr>
+    </w:p>
+    <w:p>
+      <w:pPr>
+        <w:tabs>
+          <w:tab w:val="left" w:pos="2544"/>
+        </w:tabs>
+        <w:rPr>
+          <w:noProof/>
+          <w:sz w:val="32"/>
+          <w:szCs w:val="32"/>
+        </w:rPr>
+      </w:pPr>
+      <w:r>
+        <w:rPr>
+          <w:sz w:val="32"/>
+          <w:szCs w:val="32"/>
+          <w:highlight w:val="yellow"/>
+        </w:rPr>
+        <w:lastRenderedPageBreak/>
+        <w:t xml:space="preserve">Role based access in backend </w:t>
+      </w:r>
+      <w:proofErr w:type="spellStart"/>
+      <w:r>
+        <w:rPr>
+          <w:sz w:val="32"/>
+          <w:szCs w:val="32"/>
+          <w:highlight w:val="yellow"/>
+        </w:rPr>
+        <w:t>api</w:t>
+      </w:r>
+      <w:proofErr w:type="spellEnd"/>
+      <w:r>
+        <w:rPr>
+          <w:sz w:val="32"/>
+          <w:szCs w:val="32"/>
+        </w:rPr>
+        <w:t xml:space="preserve"> (actions)</w:t>
+      </w:r>
+      <w:r>
+        <w:rPr>
+          <w:sz w:val="32"/>
+          <w:szCs w:val="32"/>
+        </w:rPr>
+        <w:br/>
+      </w:r>
+      <w:r>
+        <w:rPr>
+          <w:noProof/>
+          <w:sz w:val="32"/>
+          <w:szCs w:val="32"/>
+        </w:rPr>
+        <w:drawing>
+          <wp:inline distT="0" distB="0" distL="0" distR="0" wp14:anchorId="6B3F11C0" wp14:editId="173BA597">
+            <wp:extent cx="7159625" cy="3350260"/>
+            <wp:effectExtent l="0" t="0" r="3175" b="2540"/>
+            <wp:docPr id="921337349" name="Picture 1"/>
+            <wp:cNvGraphicFramePr>
+              <a:graphicFrameLocks xmlns:a="http://schemas.openxmlformats.org/drawingml/2006/main" noChangeAspect="1"/>
+            </wp:cNvGraphicFramePr>
+            <a:graphic xmlns:a="http://schemas.openxmlformats.org/drawingml/2006/main">
+              <a:graphicData uri="http://schemas.openxmlformats.org/drawingml/2006/picture">
+                <pic:pic xmlns:pic="http://schemas.openxmlformats.org/drawingml/2006/picture">
+                  <pic:nvPicPr>
+                    <pic:cNvPr id="921337349" name=""/>
+                    <pic:cNvPicPr/>
+                  </pic:nvPicPr>
+                  <pic:blipFill>
+                    <a:blip r:embed="rId29"/>
+                    <a:stretch>
+                      <a:fillRect/>
+                    </a:stretch>
+                  </pic:blipFill>
+                  <pic:spPr>
+                    <a:xfrm>
+                      <a:off x="0" y="0"/>
+                      <a:ext cx="7159625" cy="3350260"/>
+                    </a:xfrm>
+                    <a:prstGeom prst="rect">
+                      <a:avLst/>
+                    </a:prstGeom>
+                  </pic:spPr>
+                </pic:pic>
+              </a:graphicData>
+            </a:graphic>
+          </wp:inline>
+        </w:drawing>
+      </w:r>
+    </w:p>
+    <w:p>
+      <w:pPr>
+        <w:rPr>
+          <w:noProof/>
+          <w:sz w:val="32"/>
+          <w:szCs w:val="32"/>
+        </w:rPr>
+      </w:pPr>
+    </w:p>
+    <w:p>
+      <w:pPr>
+        <w:rPr>
+          <w:sz w:val="32"/>
+          <w:szCs w:val="32"/>
+        </w:rPr>
+      </w:pPr>
+      <w:r>
+        <w:rPr>
+          <w:sz w:val="32"/>
+          <w:szCs w:val="32"/>
+          <w:highlight w:val="yellow"/>
+        </w:rPr>
+        <w:t xml:space="preserve">Setup Rate Limiting with </w:t>
+      </w:r>
+      <w:proofErr w:type="spellStart"/>
+      <w:r>
+        <w:rPr>
+          <w:sz w:val="32"/>
+          <w:szCs w:val="32"/>
+          <w:highlight w:val="yellow"/>
+        </w:rPr>
+        <w:t>Arcjet</w:t>
+      </w:r>
+      <w:proofErr w:type="spellEnd"/>
+    </w:p>
+    <w:p>
+      <w:pPr>
+        <w:rPr>
+          <w:sz w:val="32"/>
+          <w:szCs w:val="32"/>
+        </w:rPr>
+      </w:pPr>
+    </w:p>
+    <w:p>
+      <w:pPr>
+        <w:rPr>
+          <w:sz w:val="32"/>
+          <w:szCs w:val="32"/>
+        </w:rPr>
+      </w:pPr>
     </w:p>
     <w:sectPr>
       <w:pgSz w:w="12240" w:h="15840"/>
